--- a/skills/markdown-word/reference.docx
+++ b/skills/markdown-word/reference.docx
@@ -3754,6 +3754,9 @@
     <w:qFormat/>
     <w:rsid w:val="0067286C"/>
     <w:pPr>
+      <w:numPr>
+        <w:numId w:val="14"/>
+      </w:numPr>
       <w:ind w:left="0" w:firstLineChars="0" w:firstLine="0"/>
       <w:jc w:val="center"/>
     </w:pPr>
@@ -3821,7 +3824,11 @@
     <w:link w:val="Ae"/>
     <w:qFormat/>
     <w:rsid w:val="0067286C"/>
-    <w:pPr/>
+    <w:pPr>
+      <w:numPr>
+        <w:numId w:val="9"/>
+      </w:numPr>
+    </w:pPr>
   </w:style>
   <w:style w:type="paragraph" w:styleId="af">
     <w:name w:val="Note Heading"/>
@@ -4092,6 +4099,9 @@
     <w:rsid w:val="00C07222"/>
     <w:pPr>
       <w:keepNext/>
+      <w:numPr>
+        <w:numId w:val="0"/>
+      </w:numPr>
     </w:pPr>
   </w:style>
   <w:style w:type="character" w:customStyle="1" w:styleId="10">
